--- a/Chinese/世界旅行world_trip_pbl/booklets/asia_booklet修改版.docx
+++ b/Chinese/世界旅行world_trip_pbl/booklets/asia_booklet修改版.docx
@@ -95,9 +95,6 @@
     <w:p>
       <w:pPr>
         <w:spacing w:before="100"/>
-        <w:rPr>
-          <w:rFonts w:hint="eastAsia"/>
-        </w:rPr>
       </w:pPr>
     </w:p>
     <w:p>
@@ -129,9 +126,6 @@
     <w:p>
       <w:pPr>
         <w:spacing w:after="80"/>
-        <w:rPr>
-          <w:rFonts w:hint="eastAsia"/>
-        </w:rPr>
       </w:pPr>
     </w:p>
     <w:p>
@@ -154,23 +148,6 @@
           <w:szCs w:val="26"/>
         </w:rPr>
         <w:t>________________________________</w:t>
-      </w:r>
-    </w:p>
-    <w:p>
-      <w:pPr>
-        <w:spacing w:before="100"/>
-      </w:pPr>
-    </w:p>
-    <w:p>
-      <w:pPr>
-        <w:jc w:val="center"/>
-      </w:pPr>
-      <w:r>
-        <w:rPr>
-          <w:sz w:val="40"/>
-          <w:szCs w:val="40"/>
-        </w:rPr>
-        <w:t>🏯 🗻 🐼 🐉 🎋 🕌 🎎 🧧</w:t>
       </w:r>
     </w:p>
     <w:p>
@@ -237,12 +214,6 @@
         <w:gridCol w:w="3706"/>
       </w:tblGrid>
       <w:tr>
-        <w:tblPrEx>
-          <w:tblCellMar>
-            <w:top w:w="0" w:type="dxa"/>
-            <w:bottom w:w="0" w:type="dxa"/>
-          </w:tblCellMar>
-        </w:tblPrEx>
         <w:tc>
           <w:tcPr>
             <w:tcW w:w="2800" w:type="dxa"/>
@@ -376,12 +347,6 @@
         </w:tc>
       </w:tr>
       <w:tr>
-        <w:tblPrEx>
-          <w:tblCellMar>
-            <w:top w:w="0" w:type="dxa"/>
-            <w:bottom w:w="0" w:type="dxa"/>
-          </w:tblCellMar>
-        </w:tblPrEx>
         <w:tc>
           <w:tcPr>
             <w:tcW w:w="2800" w:type="dxa"/>
@@ -477,12 +442,6 @@
         </w:tc>
       </w:tr>
       <w:tr>
-        <w:tblPrEx>
-          <w:tblCellMar>
-            <w:top w:w="0" w:type="dxa"/>
-            <w:bottom w:w="0" w:type="dxa"/>
-          </w:tblCellMar>
-        </w:tblPrEx>
         <w:tc>
           <w:tcPr>
             <w:tcW w:w="2800" w:type="dxa"/>
@@ -564,6 +523,7 @@
             </w:pPr>
             <w:r>
               <w:rPr>
+                <w:noProof/>
                 <w:sz w:val="20"/>
                 <w:szCs w:val="20"/>
               </w:rPr>
@@ -607,12 +567,6 @@
         </w:tc>
       </w:tr>
       <w:tr>
-        <w:tblPrEx>
-          <w:tblCellMar>
-            <w:top w:w="0" w:type="dxa"/>
-            <w:bottom w:w="0" w:type="dxa"/>
-          </w:tblCellMar>
-        </w:tblPrEx>
         <w:tc>
           <w:tcPr>
             <w:tcW w:w="2800" w:type="dxa"/>
@@ -693,6 +647,9 @@
               <w:jc w:val="center"/>
             </w:pPr>
             <w:r>
+              <w:rPr>
+                <w:noProof/>
+              </w:rPr>
               <w:drawing>
                 <wp:inline distT="0" distB="0" distL="0" distR="0" wp14:anchorId="0A90369F" wp14:editId="5F7727BE">
                   <wp:extent cx="1769533" cy="1221644"/>
@@ -733,12 +690,6 @@
         </w:tc>
       </w:tr>
       <w:tr>
-        <w:tblPrEx>
-          <w:tblCellMar>
-            <w:top w:w="0" w:type="dxa"/>
-            <w:bottom w:w="0" w:type="dxa"/>
-          </w:tblCellMar>
-        </w:tblPrEx>
         <w:tc>
           <w:tcPr>
             <w:tcW w:w="2800" w:type="dxa"/>
@@ -819,6 +770,9 @@
               <w:jc w:val="center"/>
             </w:pPr>
             <w:r>
+              <w:rPr>
+                <w:noProof/>
+              </w:rPr>
               <w:drawing>
                 <wp:inline distT="0" distB="0" distL="0" distR="0" wp14:anchorId="23144320" wp14:editId="2506BECE">
                   <wp:extent cx="2048933" cy="1368117"/>
@@ -859,12 +813,6 @@
         </w:tc>
       </w:tr>
       <w:tr>
-        <w:tblPrEx>
-          <w:tblCellMar>
-            <w:top w:w="0" w:type="dxa"/>
-            <w:bottom w:w="0" w:type="dxa"/>
-          </w:tblCellMar>
-        </w:tblPrEx>
         <w:tc>
           <w:tcPr>
             <w:tcW w:w="2800" w:type="dxa"/>
@@ -946,6 +894,7 @@
             </w:pPr>
             <w:r>
               <w:rPr>
+                <w:noProof/>
                 <w:sz w:val="20"/>
                 <w:szCs w:val="20"/>
               </w:rPr>
@@ -1019,9 +968,6 @@
       <w:pPr>
         <w:shd w:val="clear" w:color="auto" w:fill="FF8F00"/>
         <w:spacing w:before="60" w:after="60"/>
-        <w:rPr>
-          <w:rFonts w:hint="eastAsia"/>
-        </w:rPr>
       </w:pPr>
       <w:r>
         <w:rPr>
@@ -1085,6 +1031,7 @@
           <w:rFonts w:eastAsia="Arial"/>
           <w:b/>
           <w:bCs/>
+          <w:noProof/>
           <w:color w:val="333333"/>
         </w:rPr>
         <w:drawing>
@@ -1146,6 +1093,7 @@
           <w:rFonts w:eastAsia="Arial"/>
           <w:b/>
           <w:bCs/>
+          <w:noProof/>
           <w:color w:val="333333"/>
         </w:rPr>
         <w:drawing>
@@ -1188,9 +1136,6 @@
     <w:p>
       <w:pPr>
         <w:spacing w:before="40"/>
-        <w:rPr>
-          <w:rFonts w:hint="eastAsia"/>
-        </w:rPr>
       </w:pPr>
     </w:p>
     <w:p>
@@ -1225,70 +1170,52 @@
           <w:bCs/>
           <w:color w:val="333333"/>
         </w:rPr>
-        <w:t>1.</w:t>
-      </w:r>
-      <w:r>
-        <w:rPr>
-          <w:rFonts w:eastAsia="Arial"/>
-          <w:b/>
-          <w:bCs/>
+        <w:t xml:space="preserve">1.亚洲有多少个国家？ </w:t>
+      </w:r>
+      <w:r>
+        <w:rPr>
+          <w:rFonts w:ascii="Times New Roman" w:eastAsia="Times New Roman" w:hAnsi="Times New Roman" w:cs="Times New Roman"/>
+          <w:b/>
+          <w:bCs/>
+          <w:sz w:val="24"/>
+          <w:szCs w:val="24"/>
+        </w:rPr>
+        <w:t>How many countries are there in Asia?</w:t>
+      </w:r>
+    </w:p>
+    <w:p>
+      <w:pPr>
+        <w:spacing w:before="30" w:after="30"/>
+      </w:pPr>
+      <w:r>
+        <w:rPr>
+          <w:rFonts w:eastAsia="Arial"/>
           <w:color w:val="333333"/>
         </w:rPr>
-        <w:t xml:space="preserve">亚洲有多少个国家？ </w:t>
-      </w:r>
-      <w:r>
+        <w:t xml:space="preserve">   A. 20     B. 48     C. 100</w:t>
+      </w:r>
+    </w:p>
+    <w:p>
+      <w:pPr>
+        <w:spacing w:before="20"/>
+      </w:pPr>
+    </w:p>
+    <w:p>
+      <w:pPr>
         <w:rPr>
           <w:rFonts w:ascii="Times New Roman" w:eastAsia="Times New Roman" w:hAnsi="Times New Roman" w:cs="Times New Roman"/>
-          <w:b/>
-          <w:bCs/>
-          <w:sz w:val="24"/>
-          <w:szCs w:val="24"/>
-        </w:rPr>
-        <w:t>How many countries are there in Asia?</w:t>
-      </w:r>
-    </w:p>
-    <w:p>
-      <w:pPr>
-        <w:spacing w:before="30" w:after="30"/>
-      </w:pPr>
-      <w:r>
-        <w:rPr>
-          <w:rFonts w:eastAsia="Arial"/>
+          <w:sz w:val="24"/>
+          <w:szCs w:val="24"/>
+        </w:rPr>
+      </w:pPr>
+      <w:r>
+        <w:rPr>
+          <w:rFonts w:eastAsia="Arial"/>
+          <w:b/>
+          <w:bCs/>
           <w:color w:val="333333"/>
         </w:rPr>
-        <w:t xml:space="preserve">   A. 20     B. 48     C. 100</w:t>
-      </w:r>
-    </w:p>
-    <w:p>
-      <w:pPr>
-        <w:spacing w:before="20"/>
-      </w:pPr>
-    </w:p>
-    <w:p>
-      <w:pPr>
-        <w:rPr>
-          <w:rFonts w:ascii="Times New Roman" w:eastAsia="Times New Roman" w:hAnsi="Times New Roman" w:cs="Times New Roman"/>
-          <w:sz w:val="24"/>
-          <w:szCs w:val="24"/>
-        </w:rPr>
-      </w:pPr>
-      <w:r>
-        <w:rPr>
-          <w:rFonts w:eastAsia="Arial"/>
-          <w:b/>
-          <w:bCs/>
-          <w:color w:val="333333"/>
-        </w:rPr>
-        <w:t>2.</w:t>
-      </w:r>
-      <w:r>
-        <w:rPr>
-          <w:rFonts w:eastAsia="Arial"/>
-          <w:b/>
-          <w:bCs/>
-          <w:color w:val="333333"/>
-        </w:rPr>
-        <w:t xml:space="preserve">亚洲是世界上最______的洲。 </w:t>
+        <w:t xml:space="preserve">2.亚洲是世界上最______的洲。 </w:t>
       </w:r>
       <w:r>
         <w:rPr>
@@ -1371,16 +1298,7 @@
           <w:bCs/>
           <w:color w:val="333333"/>
         </w:rPr>
-        <w:t>3.</w:t>
-      </w:r>
-      <w:r>
-        <w:rPr>
-          <w:rFonts w:eastAsia="Arial"/>
-          <w:b/>
-          <w:bCs/>
-          <w:color w:val="333333"/>
-        </w:rPr>
-        <w:t xml:space="preserve">世界上最高的山是？ </w:t>
+        <w:t xml:space="preserve">3.世界上最高的山是？ </w:t>
       </w:r>
       <w:r>
         <w:rPr>
@@ -1560,13 +1478,13 @@
     <w:p>
       <w:pPr>
         <w:spacing w:before="30" w:after="30"/>
-        <w:rPr>
-          <w:rFonts w:hint="eastAsia"/>
-        </w:rPr>
-      </w:pPr>
-    </w:p>
-    <w:p>
-      <w:r>
+      </w:pPr>
+    </w:p>
+    <w:p>
+      <w:r>
+        <w:rPr>
+          <w:noProof/>
+        </w:rPr>
         <w:drawing>
           <wp:inline distT="0" distB="0" distL="0" distR="0" wp14:anchorId="1A20DB8C" wp14:editId="3300B705">
             <wp:extent cx="5943600" cy="3099435"/>
@@ -1771,12 +1689,6 @@
         <w:gridCol w:w="9360"/>
       </w:tblGrid>
       <w:tr>
-        <w:tblPrEx>
-          <w:tblCellMar>
-            <w:top w:w="0" w:type="dxa"/>
-            <w:bottom w:w="0" w:type="dxa"/>
-          </w:tblCellMar>
-        </w:tblPrEx>
         <w:tc>
           <w:tcPr>
             <w:tcW w:w="9360" w:type="dxa"/>
@@ -1875,9 +1787,6 @@
       <w:pPr>
         <w:shd w:val="clear" w:color="auto" w:fill="DE2910"/>
         <w:spacing w:before="60" w:after="60"/>
-        <w:rPr>
-          <w:rFonts w:hint="eastAsia"/>
-        </w:rPr>
       </w:pPr>
       <w:r>
         <w:rPr>
@@ -1897,6 +1806,9 @@
         <w:jc w:val="center"/>
       </w:pPr>
       <w:r>
+        <w:rPr>
+          <w:noProof/>
+        </w:rPr>
         <w:drawing>
           <wp:inline distT="0" distB="0" distL="0" distR="0" wp14:anchorId="7FCFFD4E" wp14:editId="3E3C6798">
             <wp:extent cx="1278845" cy="1608666"/>
@@ -1937,6 +1849,9 @@
         <w:t xml:space="preserve">      </w:t>
       </w:r>
       <w:r>
+        <w:rPr>
+          <w:noProof/>
+        </w:rPr>
         <w:drawing>
           <wp:inline distT="0" distB="0" distL="0" distR="0" wp14:anchorId="5C025D48" wp14:editId="22BF249A">
             <wp:extent cx="1320800" cy="1553351"/>
@@ -2105,9 +2020,6 @@
       <w:pPr>
         <w:shd w:val="clear" w:color="auto" w:fill="DE2910"/>
         <w:spacing w:before="60" w:after="60"/>
-        <w:rPr>
-          <w:rFonts w:hint="eastAsia"/>
-        </w:rPr>
       </w:pPr>
       <w:r>
         <w:rPr>
@@ -2183,6 +2095,7 @@
           <w:rFonts w:eastAsia="Arial"/>
           <w:b/>
           <w:bCs/>
+          <w:noProof/>
           <w:sz w:val="24"/>
           <w:szCs w:val="24"/>
         </w:rPr>
@@ -2227,9 +2140,6 @@
       <w:pPr>
         <w:shd w:val="clear" w:color="auto" w:fill="DE2910"/>
         <w:spacing w:before="60" w:after="60"/>
-        <w:rPr>
-          <w:rFonts w:hint="eastAsia"/>
-        </w:rPr>
       </w:pPr>
       <w:r>
         <w:rPr>
@@ -2313,12 +2223,6 @@
         <w:gridCol w:w="9360"/>
       </w:tblGrid>
       <w:tr>
-        <w:tblPrEx>
-          <w:tblCellMar>
-            <w:top w:w="0" w:type="dxa"/>
-            <w:bottom w:w="0" w:type="dxa"/>
-          </w:tblCellMar>
-        </w:tblPrEx>
         <w:tc>
           <w:tcPr>
             <w:tcW w:w="9360" w:type="dxa"/>
@@ -2660,12 +2564,6 @@
         <w:gridCol w:w="9360"/>
       </w:tblGrid>
       <w:tr>
-        <w:tblPrEx>
-          <w:tblCellMar>
-            <w:top w:w="0" w:type="dxa"/>
-            <w:bottom w:w="0" w:type="dxa"/>
-          </w:tblCellMar>
-        </w:tblPrEx>
         <w:tc>
           <w:tcPr>
             <w:tcW w:w="9360" w:type="dxa"/>
@@ -2771,12 +2669,6 @@
         <w:gridCol w:w="2340"/>
       </w:tblGrid>
       <w:tr>
-        <w:tblPrEx>
-          <w:tblCellMar>
-            <w:top w:w="0" w:type="dxa"/>
-            <w:bottom w:w="0" w:type="dxa"/>
-          </w:tblCellMar>
-        </w:tblPrEx>
         <w:tc>
           <w:tcPr>
             <w:tcW w:w="2340" w:type="dxa"/>
@@ -3086,12 +2978,6 @@
         <w:gridCol w:w="9360"/>
       </w:tblGrid>
       <w:tr>
-        <w:tblPrEx>
-          <w:tblCellMar>
-            <w:top w:w="0" w:type="dxa"/>
-            <w:bottom w:w="0" w:type="dxa"/>
-          </w:tblCellMar>
-        </w:tblPrEx>
         <w:tc>
           <w:tcPr>
             <w:tcW w:w="9360" w:type="dxa"/>
@@ -3235,12 +3121,6 @@
         <w:gridCol w:w="4680"/>
       </w:tblGrid>
       <w:tr>
-        <w:tblPrEx>
-          <w:tblCellMar>
-            <w:top w:w="0" w:type="dxa"/>
-            <w:bottom w:w="0" w:type="dxa"/>
-          </w:tblCellMar>
-        </w:tblPrEx>
         <w:tc>
           <w:tcPr>
             <w:tcW w:w="4680" w:type="dxa"/>
@@ -3307,12 +3187,6 @@
         </w:tc>
       </w:tr>
       <w:tr>
-        <w:tblPrEx>
-          <w:tblCellMar>
-            <w:top w:w="0" w:type="dxa"/>
-            <w:bottom w:w="0" w:type="dxa"/>
-          </w:tblCellMar>
-        </w:tblPrEx>
         <w:tc>
           <w:tcPr>
             <w:tcW w:w="4680" w:type="dxa"/>
@@ -3548,12 +3422,6 @@
         <w:gridCol w:w="9360"/>
       </w:tblGrid>
       <w:tr>
-        <w:tblPrEx>
-          <w:tblCellMar>
-            <w:top w:w="0" w:type="dxa"/>
-            <w:bottom w:w="0" w:type="dxa"/>
-          </w:tblCellMar>
-        </w:tblPrEx>
         <w:tc>
           <w:tcPr>
             <w:tcW w:w="9360" w:type="dxa"/>
@@ -3662,12 +3530,6 @@
         <w:gridCol w:w="9360"/>
       </w:tblGrid>
       <w:tr>
-        <w:tblPrEx>
-          <w:tblCellMar>
-            <w:top w:w="0" w:type="dxa"/>
-            <w:bottom w:w="0" w:type="dxa"/>
-          </w:tblCellMar>
-        </w:tblPrEx>
         <w:tc>
           <w:tcPr>
             <w:tcW w:w="9360" w:type="dxa"/>
@@ -3738,7 +3600,7 @@
       <w:pPr>
         <w:spacing w:before="80" w:after="80"/>
         <w:rPr>
-          <w:rFonts w:ascii="Malgun Gothic" w:eastAsia="Malgun Gothic" w:hAnsi="Malgun Gothic" w:cs="Malgun Gothic" w:hint="eastAsia"/>
+          <w:rFonts w:ascii="Malgun Gothic" w:eastAsia="Malgun Gothic" w:hAnsi="Malgun Gothic" w:cs="Malgun Gothic"/>
           <w:b/>
           <w:bCs/>
           <w:color w:val="BC002D"/>
@@ -3789,29 +3651,7 @@
           <w:sz w:val="56"/>
           <w:szCs w:val="56"/>
         </w:rPr>
-        <w:t>的格式修改</w:t>
-      </w:r>
-      <w:r>
-        <w:rPr>
-          <w:rFonts w:ascii="Malgun Gothic" w:eastAsia="Malgun Gothic" w:hAnsi="Malgun Gothic" w:cs="Malgun Gothic" w:hint="eastAsia"/>
-          <w:b/>
-          <w:bCs/>
-          <w:color w:val="BC002D"/>
-          <w:sz w:val="56"/>
-          <w:szCs w:val="56"/>
-        </w:rPr>
-        <w:t>印度</w:t>
-      </w:r>
-      <w:r>
-        <w:rPr>
-          <w:rFonts w:ascii="Malgun Gothic" w:eastAsia="Malgun Gothic" w:hAnsi="Malgun Gothic" w:cs="Malgun Gothic" w:hint="eastAsia"/>
-          <w:b/>
-          <w:bCs/>
-          <w:color w:val="BC002D"/>
-          <w:sz w:val="56"/>
-          <w:szCs w:val="56"/>
-        </w:rPr>
-        <w:t>)</w:t>
+        <w:t>的格式修改印度)</w:t>
       </w:r>
       <w:r>
         <w:rPr>
@@ -3899,12 +3739,6 @@
         <w:gridCol w:w="9360"/>
       </w:tblGrid>
       <w:tr>
-        <w:tblPrEx>
-          <w:tblCellMar>
-            <w:top w:w="0" w:type="dxa"/>
-            <w:bottom w:w="0" w:type="dxa"/>
-          </w:tblCellMar>
-        </w:tblPrEx>
         <w:tc>
           <w:tcPr>
             <w:tcW w:w="9360" w:type="dxa"/>
@@ -4010,12 +3844,6 @@
         <w:gridCol w:w="2340"/>
       </w:tblGrid>
       <w:tr>
-        <w:tblPrEx>
-          <w:tblCellMar>
-            <w:top w:w="0" w:type="dxa"/>
-            <w:bottom w:w="0" w:type="dxa"/>
-          </w:tblCellMar>
-        </w:tblPrEx>
         <w:tc>
           <w:tcPr>
             <w:tcW w:w="2340" w:type="dxa"/>
@@ -4325,12 +4153,6 @@
         <w:gridCol w:w="9360"/>
       </w:tblGrid>
       <w:tr>
-        <w:tblPrEx>
-          <w:tblCellMar>
-            <w:top w:w="0" w:type="dxa"/>
-            <w:bottom w:w="0" w:type="dxa"/>
-          </w:tblCellMar>
-        </w:tblPrEx>
         <w:tc>
           <w:tcPr>
             <w:tcW w:w="9360" w:type="dxa"/>
@@ -4474,12 +4296,6 @@
         <w:gridCol w:w="4680"/>
       </w:tblGrid>
       <w:tr>
-        <w:tblPrEx>
-          <w:tblCellMar>
-            <w:top w:w="0" w:type="dxa"/>
-            <w:bottom w:w="0" w:type="dxa"/>
-          </w:tblCellMar>
-        </w:tblPrEx>
         <w:tc>
           <w:tcPr>
             <w:tcW w:w="4680" w:type="dxa"/>
@@ -4546,12 +4362,6 @@
         </w:tc>
       </w:tr>
       <w:tr>
-        <w:tblPrEx>
-          <w:tblCellMar>
-            <w:top w:w="0" w:type="dxa"/>
-            <w:bottom w:w="0" w:type="dxa"/>
-          </w:tblCellMar>
-        </w:tblPrEx>
         <w:tc>
           <w:tcPr>
             <w:tcW w:w="4680" w:type="dxa"/>
@@ -4787,12 +4597,6 @@
         <w:gridCol w:w="9360"/>
       </w:tblGrid>
       <w:tr>
-        <w:tblPrEx>
-          <w:tblCellMar>
-            <w:top w:w="0" w:type="dxa"/>
-            <w:bottom w:w="0" w:type="dxa"/>
-          </w:tblCellMar>
-        </w:tblPrEx>
         <w:tc>
           <w:tcPr>
             <w:tcW w:w="9360" w:type="dxa"/>
@@ -4901,12 +4705,6 @@
         <w:gridCol w:w="9360"/>
       </w:tblGrid>
       <w:tr>
-        <w:tblPrEx>
-          <w:tblCellMar>
-            <w:top w:w="0" w:type="dxa"/>
-            <w:bottom w:w="0" w:type="dxa"/>
-          </w:tblCellMar>
-        </w:tblPrEx>
         <w:tc>
           <w:tcPr>
             <w:tcW w:w="9360" w:type="dxa"/>
@@ -5011,7 +4809,7 @@
       <w:pPr>
         <w:spacing w:before="80" w:after="80"/>
         <w:rPr>
-          <w:rFonts w:eastAsia="Arial" w:hint="eastAsia"/>
+          <w:rFonts w:eastAsia="Arial"/>
           <w:b/>
           <w:bCs/>
           <w:color w:val="DE2910"/>
@@ -5077,6 +4875,9 @@
         <w:spacing w:before="60" w:after="60"/>
       </w:pPr>
       <w:r>
+        <w:rPr>
+          <w:noProof/>
+        </w:rPr>
         <w:drawing>
           <wp:anchor distT="0" distB="0" distL="114300" distR="114300" simplePos="0" relativeHeight="251658240" behindDoc="1" locked="0" layoutInCell="1" allowOverlap="1" wp14:anchorId="36F2CB4E" wp14:editId="485C1A28">
             <wp:simplePos x="0" y="0"/>
@@ -5265,7 +5066,6 @@
         <w:spacing w:before="80" w:after="40"/>
         <w:jc w:val="center"/>
         <w:rPr>
-          <w:rFonts w:hint="eastAsia"/>
           <w:sz w:val="24"/>
           <w:szCs w:val="24"/>
         </w:rPr>
@@ -5302,12 +5102,6 @@
         <w:gridCol w:w="9450"/>
       </w:tblGrid>
       <w:tr>
-        <w:tblPrEx>
-          <w:tblCellMar>
-            <w:top w:w="0" w:type="dxa"/>
-            <w:bottom w:w="0" w:type="dxa"/>
-          </w:tblCellMar>
-        </w:tblPrEx>
         <w:trPr>
           <w:trHeight w:val="5779"/>
           <w:jc w:val="center"/>
@@ -5387,17 +5181,7 @@
                 <w:sz w:val="24"/>
                 <w:szCs w:val="24"/>
               </w:rPr>
-              <w:t xml:space="preserve"> Countries:</w:t>
-            </w:r>
-            <w:r>
-              <w:rPr>
-                <w:rFonts w:ascii="Kailasa" w:eastAsia="Songti TC" w:hAnsi="Kailasa" w:cs="Kailasa"/>
-                <w:b/>
-                <w:bCs/>
-                <w:sz w:val="24"/>
-                <w:szCs w:val="24"/>
-              </w:rPr>
-              <w:t xml:space="preserve"> </w:t>
+              <w:t xml:space="preserve"> Countries: </w:t>
             </w:r>
             <w:r>
               <w:rPr>
@@ -5479,17 +5263,7 @@
                 <w:sz w:val="24"/>
                 <w:szCs w:val="24"/>
               </w:rPr>
-              <w:t xml:space="preserve"> see:</w:t>
-            </w:r>
-            <w:r>
-              <w:rPr>
-                <w:rFonts w:ascii="Kailasa" w:eastAsia="Songti TC" w:hAnsi="Kailasa" w:cs="Kailasa"/>
-                <w:b/>
-                <w:bCs/>
-                <w:sz w:val="24"/>
-                <w:szCs w:val="24"/>
-              </w:rPr>
-              <w:t xml:space="preserve"> </w:t>
+              <w:t xml:space="preserve"> see: </w:t>
             </w:r>
             <w:r>
               <w:rPr>
@@ -5709,17 +5483,7 @@
                 <w:sz w:val="24"/>
                 <w:szCs w:val="24"/>
               </w:rPr>
-              <w:t xml:space="preserve"> feeling words:</w:t>
-            </w:r>
-            <w:r>
-              <w:rPr>
-                <w:rFonts w:ascii="Kailasa" w:eastAsia="Songti TC" w:hAnsi="Kailasa" w:cs="Kailasa"/>
-                <w:b/>
-                <w:bCs/>
-                <w:sz w:val="24"/>
-                <w:szCs w:val="24"/>
-              </w:rPr>
-              <w:t xml:space="preserve"> </w:t>
+              <w:t xml:space="preserve"> feeling words: </w:t>
             </w:r>
             <w:r>
               <w:rPr>
@@ -6079,12 +5843,34 @@
     <w:p>
       <w:pPr>
         <w:rPr>
+          <w:rFonts w:eastAsia="Arial"/>
+          <w:b/>
+          <w:bCs/>
+          <w:sz w:val="24"/>
+          <w:szCs w:val="24"/>
+        </w:rPr>
+      </w:pPr>
+      <w:r>
+        <w:rPr>
           <w:rFonts w:eastAsia="Arial" w:hint="eastAsia"/>
           <w:b/>
           <w:bCs/>
           <w:sz w:val="24"/>
           <w:szCs w:val="24"/>
         </w:rPr>
+        <w:t>——————————————————————————————————————</w:t>
+      </w:r>
+    </w:p>
+    <w:p/>
+    <w:p>
+      <w:pPr>
+        <w:rPr>
+          <w:rFonts w:eastAsia="Arial"/>
+          <w:b/>
+          <w:bCs/>
+          <w:sz w:val="24"/>
+          <w:szCs w:val="24"/>
+        </w:rPr>
       </w:pPr>
       <w:r>
         <w:rPr>
@@ -6101,12 +5887,34 @@
     <w:p>
       <w:pPr>
         <w:rPr>
+          <w:rFonts w:eastAsia="Arial"/>
+          <w:b/>
+          <w:bCs/>
+          <w:sz w:val="24"/>
+          <w:szCs w:val="24"/>
+        </w:rPr>
+      </w:pPr>
+      <w:r>
+        <w:rPr>
           <w:rFonts w:eastAsia="Arial" w:hint="eastAsia"/>
           <w:b/>
           <w:bCs/>
           <w:sz w:val="24"/>
           <w:szCs w:val="24"/>
         </w:rPr>
+        <w:t>——————————————————————————————————————</w:t>
+      </w:r>
+    </w:p>
+    <w:p/>
+    <w:p>
+      <w:pPr>
+        <w:rPr>
+          <w:rFonts w:eastAsia="Arial"/>
+          <w:b/>
+          <w:bCs/>
+          <w:sz w:val="24"/>
+          <w:szCs w:val="24"/>
+        </w:rPr>
       </w:pPr>
       <w:r>
         <w:rPr>
@@ -6123,12 +5931,34 @@
     <w:p>
       <w:pPr>
         <w:rPr>
+          <w:rFonts w:eastAsia="Arial"/>
+          <w:b/>
+          <w:bCs/>
+          <w:sz w:val="24"/>
+          <w:szCs w:val="24"/>
+        </w:rPr>
+      </w:pPr>
+      <w:r>
+        <w:rPr>
           <w:rFonts w:eastAsia="Arial" w:hint="eastAsia"/>
           <w:b/>
           <w:bCs/>
           <w:sz w:val="24"/>
           <w:szCs w:val="24"/>
         </w:rPr>
+        <w:t>——————————————————————————————————————</w:t>
+      </w:r>
+    </w:p>
+    <w:p/>
+    <w:p>
+      <w:pPr>
+        <w:rPr>
+          <w:rFonts w:eastAsia="Arial"/>
+          <w:b/>
+          <w:bCs/>
+          <w:sz w:val="24"/>
+          <w:szCs w:val="24"/>
+        </w:rPr>
       </w:pPr>
       <w:r>
         <w:rPr>
@@ -6145,12 +5975,34 @@
     <w:p>
       <w:pPr>
         <w:rPr>
+          <w:rFonts w:eastAsia="Arial"/>
+          <w:b/>
+          <w:bCs/>
+          <w:sz w:val="24"/>
+          <w:szCs w:val="24"/>
+        </w:rPr>
+      </w:pPr>
+      <w:r>
+        <w:rPr>
           <w:rFonts w:eastAsia="Arial" w:hint="eastAsia"/>
           <w:b/>
           <w:bCs/>
           <w:sz w:val="24"/>
           <w:szCs w:val="24"/>
         </w:rPr>
+        <w:t>——————————————————————————————————————</w:t>
+      </w:r>
+    </w:p>
+    <w:p/>
+    <w:p>
+      <w:pPr>
+        <w:rPr>
+          <w:rFonts w:eastAsia="Arial"/>
+          <w:b/>
+          <w:bCs/>
+          <w:sz w:val="24"/>
+          <w:szCs w:val="24"/>
+        </w:rPr>
       </w:pPr>
       <w:r>
         <w:rPr>
@@ -6164,107 +6016,7 @@
       </w:r>
     </w:p>
     <w:p/>
-    <w:p>
-      <w:pPr>
-        <w:rPr>
-          <w:rFonts w:eastAsia="Arial" w:hint="eastAsia"/>
-          <w:b/>
-          <w:bCs/>
-          <w:sz w:val="24"/>
-          <w:szCs w:val="24"/>
-        </w:rPr>
-      </w:pPr>
-      <w:r>
-        <w:rPr>
-          <w:rFonts w:eastAsia="Arial" w:hint="eastAsia"/>
-          <w:b/>
-          <w:bCs/>
-          <w:sz w:val="24"/>
-          <w:szCs w:val="24"/>
-        </w:rPr>
-        <w:t>——————————————————————————————————————</w:t>
-      </w:r>
-    </w:p>
     <w:p/>
-    <w:p>
-      <w:pPr>
-        <w:rPr>
-          <w:rFonts w:eastAsia="Arial" w:hint="eastAsia"/>
-          <w:b/>
-          <w:bCs/>
-          <w:sz w:val="24"/>
-          <w:szCs w:val="24"/>
-        </w:rPr>
-      </w:pPr>
-      <w:r>
-        <w:rPr>
-          <w:rFonts w:eastAsia="Arial" w:hint="eastAsia"/>
-          <w:b/>
-          <w:bCs/>
-          <w:sz w:val="24"/>
-          <w:szCs w:val="24"/>
-        </w:rPr>
-        <w:t>——————————————————————————————————————</w:t>
-      </w:r>
-    </w:p>
-    <w:p/>
-    <w:p>
-      <w:pPr>
-        <w:rPr>
-          <w:rFonts w:eastAsia="Arial" w:hint="eastAsia"/>
-          <w:b/>
-          <w:bCs/>
-          <w:sz w:val="24"/>
-          <w:szCs w:val="24"/>
-        </w:rPr>
-      </w:pPr>
-      <w:r>
-        <w:rPr>
-          <w:rFonts w:eastAsia="Arial" w:hint="eastAsia"/>
-          <w:b/>
-          <w:bCs/>
-          <w:sz w:val="24"/>
-          <w:szCs w:val="24"/>
-        </w:rPr>
-        <w:t>——————————————————————————————————————</w:t>
-      </w:r>
-    </w:p>
-    <w:p/>
-    <w:p>
-      <w:pPr>
-        <w:rPr>
-          <w:rFonts w:eastAsia="Arial" w:hint="eastAsia"/>
-          <w:b/>
-          <w:bCs/>
-          <w:sz w:val="24"/>
-          <w:szCs w:val="24"/>
-        </w:rPr>
-      </w:pPr>
-      <w:r>
-        <w:rPr>
-          <w:rFonts w:eastAsia="Arial" w:hint="eastAsia"/>
-          <w:b/>
-          <w:bCs/>
-          <w:sz w:val="24"/>
-          <w:szCs w:val="24"/>
-        </w:rPr>
-        <w:t>——————————————————————————————————————</w:t>
-      </w:r>
-    </w:p>
-    <w:p>
-      <w:pPr>
-        <w:rPr>
-          <w:rFonts w:hint="eastAsia"/>
-        </w:rPr>
-      </w:pPr>
-    </w:p>
-    <w:p>
-      <w:pPr>
-        <w:rPr>
-          <w:rFonts w:hint="eastAsia"/>
-        </w:rPr>
-      </w:pPr>
-    </w:p>
     <w:sectPr>
       <w:headerReference w:type="default" r:id="rId19"/>
       <w:footerReference w:type="default" r:id="rId20"/>

--- a/Chinese/世界旅行world_trip_pbl/booklets/asia_booklet修改版.docx
+++ b/Chinese/世界旅行world_trip_pbl/booklets/asia_booklet修改版.docx
@@ -5,7 +5,20 @@
     <w:p>
       <w:pPr>
         <w:spacing w:before="300"/>
-      </w:pPr>
+        <w:rPr>
+          <w:rFonts w:hint="eastAsia"/>
+          <w:sz w:val="96"/>
+          <w:szCs w:val="96"/>
+        </w:rPr>
+      </w:pPr>
+      <w:r>
+        <w:rPr>
+          <w:rFonts w:hint="eastAsia"/>
+          <w:sz w:val="96"/>
+          <w:szCs w:val="96"/>
+        </w:rPr>
+        <w:t>修改封面</w:t>
+      </w:r>
     </w:p>
     <w:p>
       <w:pPr>
@@ -4837,7 +4850,7 @@
         <w:spacing w:before="80" w:after="80"/>
         <w:jc w:val="center"/>
         <w:rPr>
-          <w:rFonts w:eastAsia="Arial"/>
+          <w:rFonts w:eastAsia="Arial" w:hint="eastAsia"/>
           <w:b/>
           <w:bCs/>
           <w:color w:val="DE2910"/>
